--- a/ТРКД_Стефанович_Лаб2.docx
+++ b/ТРКД_Стефанович_Лаб2.docx
@@ -118,13 +118,7 @@
         <w:rPr>
           <w:noProof/>
         </w:rPr>
-        <w:t xml:space="preserve">Лабораторне </w:t>
-      </w:r>
-      <w:r>
-        <w:rPr>
-          <w:noProof/>
-        </w:rPr>
-        <w:t>заняття №2</w:t>
+        <w:t>Лабораторне заняття №2</w:t>
       </w:r>
     </w:p>
     <w:p>
@@ -200,7 +194,15 @@
         <w:rPr>
           <w:noProof/>
         </w:rPr>
-        <w:t>Виконала:</w:t>
+        <w:t>Виконав</w:t>
+      </w:r>
+      <w:bookmarkStart w:id="0" w:name="_GoBack"/>
+      <w:bookmarkEnd w:id="0"/>
+      <w:r>
+        <w:rPr>
+          <w:noProof/>
+        </w:rPr>
+        <w:t>:</w:t>
       </w:r>
     </w:p>
     <w:p>
@@ -216,13 +218,7 @@
         <w:rPr>
           <w:noProof/>
         </w:rPr>
-        <w:t>студент</w:t>
-      </w:r>
-      <w:r>
-        <w:rPr>
-          <w:noProof/>
-        </w:rPr>
-        <w:t xml:space="preserve"> 401-ТН</w:t>
+        <w:t>студент 401-ТН</w:t>
       </w:r>
     </w:p>
     <w:p>
@@ -349,13 +345,7 @@
         <w:rPr>
           <w:noProof/>
         </w:rPr>
-        <w:t xml:space="preserve"> </w:t>
-      </w:r>
-      <w:r>
-        <w:rPr>
-          <w:noProof/>
-        </w:rPr>
-        <w:t>Проєктування архітектури програмного забезпечення та моделювання даних</w:t>
+        <w:t xml:space="preserve"> Проєктування архітектури програмного забезпечення та моделювання даних</w:t>
       </w:r>
     </w:p>
     <w:p>
@@ -1544,16 +1534,74 @@
           <w:color w:val="000000"/>
           <w:sz w:val="28"/>
           <w:szCs w:val="28"/>
-        </w:rPr>
-      </w:pPr>
-      <w:r>
-        <w:rPr>
-          <w:noProof/>
-          <w:color w:val="000000"/>
-          <w:sz w:val="28"/>
-          <w:szCs w:val="28"/>
-        </w:rPr>
-        <w:t>Back-end: Node.js</w:t>
+          <w:lang w:val="uk-UA"/>
+        </w:rPr>
+      </w:pPr>
+      <w:r>
+        <w:rPr>
+          <w:noProof/>
+          <w:color w:val="000000"/>
+          <w:sz w:val="28"/>
+          <w:szCs w:val="28"/>
+        </w:rPr>
+        <w:t>Back</w:t>
+      </w:r>
+      <w:r>
+        <w:rPr>
+          <w:noProof/>
+          <w:color w:val="000000"/>
+          <w:sz w:val="28"/>
+          <w:szCs w:val="28"/>
+          <w:lang w:val="uk-UA"/>
+        </w:rPr>
+        <w:t>-</w:t>
+      </w:r>
+      <w:r>
+        <w:rPr>
+          <w:noProof/>
+          <w:color w:val="000000"/>
+          <w:sz w:val="28"/>
+          <w:szCs w:val="28"/>
+        </w:rPr>
+        <w:t>end</w:t>
+      </w:r>
+      <w:r>
+        <w:rPr>
+          <w:noProof/>
+          <w:color w:val="000000"/>
+          <w:sz w:val="28"/>
+          <w:szCs w:val="28"/>
+          <w:lang w:val="uk-UA"/>
+        </w:rPr>
+        <w:t xml:space="preserve">: </w:t>
+      </w:r>
+      <w:r>
+        <w:rPr>
+          <w:noProof/>
+          <w:color w:val="000000"/>
+          <w:sz w:val="28"/>
+          <w:szCs w:val="28"/>
+        </w:rPr>
+        <w:t>Node</w:t>
+      </w:r>
+      <w:r>
+        <w:rPr>
+          <w:noProof/>
+          <w:color w:val="000000"/>
+          <w:sz w:val="28"/>
+          <w:szCs w:val="28"/>
+          <w:lang w:val="uk-UA"/>
+        </w:rPr>
+        <w:t>.</w:t>
+      </w:r>
+      <w:r>
+        <w:rPr>
+          <w:noProof/>
+          <w:color w:val="000000"/>
+          <w:sz w:val="28"/>
+          <w:szCs w:val="28"/>
+        </w:rPr>
+        <w:t>js</w:t>
       </w:r>
     </w:p>
     <w:p>
@@ -1586,7 +1634,7 @@
           <w:color w:val="000000"/>
           <w:sz w:val="28"/>
           <w:szCs w:val="28"/>
-          <w:lang w:val="ru-RU"/>
+          <w:lang w:val="uk-UA"/>
         </w:rPr>
         <w:t>.</w:t>
       </w:r>
@@ -1605,7 +1653,7 @@
           <w:color w:val="000000"/>
           <w:sz w:val="28"/>
           <w:szCs w:val="28"/>
-          <w:lang w:val="ru-RU"/>
+          <w:lang w:val="uk-UA"/>
         </w:rPr>
         <w:t xml:space="preserve"> обрано через його асинхронну модель обробки запитів, що добре підходить для </w:t>
       </w:r>
@@ -1624,7 +1672,7 @@
           <w:color w:val="000000"/>
           <w:sz w:val="28"/>
           <w:szCs w:val="28"/>
-          <w:lang w:val="ru-RU"/>
+          <w:lang w:val="uk-UA"/>
         </w:rPr>
         <w:t>2</w:t>
       </w:r>
@@ -1643,19 +1691,9 @@
           <w:color w:val="000000"/>
           <w:sz w:val="28"/>
           <w:szCs w:val="28"/>
-          <w:lang w:val="ru-RU"/>
-        </w:rPr>
-        <w:t>-маркетплейсу з великою кі</w:t>
-      </w:r>
-      <w:r>
-        <w:rPr>
-          <w:noProof/>
-          <w:color w:val="000000"/>
-          <w:sz w:val="28"/>
-          <w:szCs w:val="28"/>
-          <w:lang w:val="ru-RU"/>
-        </w:rPr>
-        <w:t xml:space="preserve">лькістю одночасних </w:t>
+          <w:lang w:val="uk-UA"/>
+        </w:rPr>
+        <w:t xml:space="preserve">-маркетплейсу з великою кількістю одночасних </w:t>
       </w:r>
       <w:r>
         <w:rPr>
@@ -1672,7 +1710,7 @@
           <w:color w:val="000000"/>
           <w:sz w:val="28"/>
           <w:szCs w:val="28"/>
-          <w:lang w:val="ru-RU"/>
+          <w:lang w:val="uk-UA"/>
         </w:rPr>
         <w:t>-запитів</w:t>
       </w:r>
@@ -1896,17 +1934,7 @@
           <w:szCs w:val="28"/>
           <w:lang w:val="uk-UA"/>
         </w:rPr>
-        <w:t>), що забезпечує швидкий та динамічний інтерфейс</w:t>
-      </w:r>
-      <w:r>
-        <w:rPr>
-          <w:noProof/>
-          <w:color w:val="000000"/>
-          <w:sz w:val="28"/>
-          <w:szCs w:val="28"/>
-          <w:lang w:val="uk-UA"/>
-        </w:rPr>
-        <w:t xml:space="preserve"> без перезавантаження сторінок.</w:t>
+        <w:t>), що забезпечує швидкий та динамічний інтерфейс без перезавантаження сторінок.</w:t>
       </w:r>
       <w:r>
         <w:rPr>
@@ -2216,6 +2244,7 @@
           <w:color w:val="000000"/>
           <w:sz w:val="28"/>
           <w:szCs w:val="28"/>
+          <w:lang w:val="ru-RU"/>
         </w:rPr>
       </w:pPr>
       <w:r>
@@ -2292,6 +2321,7 @@
           <w:color w:val="000000"/>
           <w:sz w:val="28"/>
           <w:szCs w:val="28"/>
+          <w:lang w:val="ru-RU"/>
         </w:rPr>
         <w:br/>
       </w:r>
@@ -2372,7 +2402,6 @@
           <w:color w:val="000000"/>
           <w:sz w:val="28"/>
           <w:szCs w:val="28"/>
-          <w:lang w:val="uk-UA"/>
         </w:rPr>
         <w:lastRenderedPageBreak/>
         <w:drawing>
@@ -2555,8 +2584,6 @@
           </wp:inline>
         </w:drawing>
       </w:r>
-      <w:bookmarkStart w:id="0" w:name="_GoBack"/>
-      <w:bookmarkEnd w:id="0"/>
       <w:r>
         <w:rPr>
           <w:noProof/>
